--- a/MIMs-latest-pt.docx
+++ b/MIMs-latest-pt.docx
@@ -101,7 +101,7 @@
           <w:color w:val="C2186F"/>
           <w:sz w:val="30"/>
         </w:rPr>
-        <w:t>O que incluir no caderno de encargos para o município manter os seus dados</w:t>
+        <w:t>O que especificar nas peças do procedimento para o município manter o controlo dos seus dados</w:t>
       </w:r>
     </w:p>
     <w:p>
@@ -116,7 +116,7 @@
           <w:color w:val="5A5A6E"/>
           <w:sz w:val="22"/>
         </w:rPr>
-        <w:t>Para os MIMs Plus 9.0 da OASC</w:t>
+        <w:t>Especificação: MIMs Plus 9.0 da OASC</w:t>
       </w:r>
     </w:p>
     <w:p>
@@ -131,7 +131,7 @@
           <w:color w:val="5A5A6E"/>
           <w:sz w:val="18"/>
         </w:rPr>
-        <w:t>Para técnicos de contratação pública, gestores de projeto e diretores de sistemas de informação dos municípios europeus</w:t>
+        <w:t>Para técnicos de contratação pública, gestores de projeto e responsáveis de TI dos municípios europeus</w:t>
       </w:r>
     </w:p>
     <w:p>
@@ -165,7 +165,7 @@
           <w:color w:val="003399"/>
           <w:sz w:val="36"/>
         </w:rPr>
-        <w:t>Porquê este guia</w:t>
+        <w:t>Objetivo deste guia</w:t>
       </w:r>
     </w:p>
     <w:p>
@@ -191,7 +191,7 @@
           <w:i w:val="0"/>
           <w:sz w:val="21"/>
         </w:rPr>
-        <w:t>Não tem de ser assim. Os Mecanismos Mínimos de Interoperabilidade (MIMs), mantidos pela Open &amp; Agile Smart Cities (OASC) e apoiados pelo movimento europeu living-in.eu, descrevem os requisitos técnicos mínimos que mantêm os seus dados abertos, reutilizáveis e neutros em termos de fornecedor. São deliberadamente concisos: não constituem uma arquitetura complexa, apenas o conjunto estritamente necessário para que os sistemas possam comunicar entre si.</w:t>
+        <w:t>Não tem de ser assim. Os Mecanismos Mínimos de Interoperabilidade (MIMs), mantidos pela Open &amp; Agile Smart Cities (OASC) e apoiados pelo movimento europeu living-in.eu, descrevem os requisitos técnicos mínimos que mantêm os seus dados abertos, reutilizáveis e neutros em termos de fornecedor. São deliberadamente concisos: não constituem uma arquitetura complexa, apenas as poucas condições que se devem verificar para que os sistemas troquem dados entre si.</w:t>
       </w:r>
     </w:p>
     <w:p>
@@ -204,7 +204,7 @@
           <w:i w:val="0"/>
           <w:sz w:val="21"/>
         </w:rPr>
-        <w:t>Não precisa de ser engenheiro para os utilizar. Cada lista de verificação traduz um MIM em itens redigidos em linguagem clara que pode copiar diretamente para as peças do procedimento, com a justificação de como cada um protege a entidade adjudicante. Imediatamente a seguir à lista de verificação, encontra todos os requisitos desse MIM, ipsis verbis, para que a sua equipa técnica e os concorrentes possam verificar os detalhes.</w:t>
+        <w:t>Não é necessária formação técnica para utilizar este guia. Cada lista de verificação traduz um MIM em itens redigidos em linguagem clara que pode copiar para as peças do procedimento, acompanhados da razão pela qual cada um protege a entidade adjudicante. Imediatamente a seguir à lista de verificação encontra todos os requisitos desse MIM, ipsis verbis, para que a sua equipa técnica e os concorrentes possam verificar os detalhes.</w:t>
       </w:r>
     </w:p>
     <w:p>
@@ -268,7 +268,7 @@
           <w:color w:val="003399"/>
           <w:sz w:val="22"/>
         </w:rPr>
-        <w:t>Como os MIMs se articulam com o direito da UE</w:t>
+        <w:t>Como os MIM se articulam com o direito da UE</w:t>
       </w:r>
     </w:p>
     <w:tbl>
@@ -839,7 +839,7 @@
                 <w:i w:val="0"/>
                 <w:sz w:val="19"/>
               </w:rPr>
-              <w:t>Os itens da lista de verificação utilizam a fórmula «deve», mesmo quando a especificação original apenas recomenda (deveria) ou enumera um mecanismo candidato. Essa escolha cabe à entidade adjudicante.</w:t>
+              <w:t>Os itens da lista de verificação apresentam cada ponto como uma exigência, mesmo quando a especificação original apenas recomenda (deveria) ou enumera um mecanismo candidato. Essa escolha cabe à entidade adjudicante.</w:t>
             </w:r>
           </w:p>
         </w:tc>
@@ -888,7 +888,7 @@
           <w:i w:val="0"/>
           <w:sz w:val="21"/>
         </w:rPr>
-        <w:t>Sete mecanismos simples, um objetivo único: os seus dados permanecem seus e os seus sistemas conseguem interoperar.</w:t>
+        <w:t>Sete mecanismos simples, um objetivo: os dados mantêm-se sob o controlo do município e os sistemas funcionam em conjunto.</w:t>
       </w:r>
     </w:p>
     <w:p>
@@ -1351,7 +1351,7 @@
           <w:i w:val="0"/>
           <w:sz w:val="19"/>
         </w:rPr>
-        <w:t>Reversão, direitos sobre os dados, estabilidade das APIs.</w:t>
+        <w:t>Cessação, direitos sobre os dados, estabilidade das API.</w:t>
       </w:r>
     </w:p>
     <w:p>
@@ -1945,7 +1945,7 @@
                 <w:i w:val="0"/>
                 <w:sz w:val="18"/>
               </w:rPr>
-              <w:t>Cobrança por pedido no acesso aos dados do próprio município (consulte a cláusula «Sem custos por utilizador ou por pedido de dados»).</w:t>
+              <w:t>Cobrança por pedido no acesso aos dados do próprio município (consulte a cláusula «Isenção de encargos para dados próprios»).</w:t>
             </w:r>
           </w:p>
         </w:tc>
@@ -2480,11 +2480,11 @@
               <w:br/>
               <w:t>As APIs DEVERIAM disponibilizar o marcador temporal da próxima atualização prevista</w:t>
               <w:br/>
-              <w:t>As APIs DEVERIAM suportar a gestão explícita de versões nos pontos de terminação (endpoints)</w:t>
+              <w:t>As APIs DEVERIAM suportar a gestão explícita de versões nos endpoints</w:t>
               <w:br/>
               <w:t>As APIs DEVERIAM disponibilizar exemplos de mensagens (payloads) ou consultas de teste</w:t>
               <w:br/>
-              <w:t>As APIs DEVERIAM suportar os cabeçalhos normais de controlo de memória intermédia (caching) de HTTP</w:t>
+              <w:t>As APIs DEVERIAM suportar os cabeçalhos HTTP normais de cache</w:t>
               <w:br/>
               <w:t>As APIs DEVERIAM comunicar o estado do limite de pedidos através de cabeçalhos normais de HTTP</w:t>
               <w:br/>
@@ -3059,7 +3059,7 @@
           <w:i w:val="0"/>
           <w:sz w:val="20"/>
         </w:rPr>
-        <w:t>Os identificadores não incluem dados internos do fornecedor (IDs de tabelas, nomes de servidores).</w:t>
+        <w:t>Os identificadores não incluem dados internos do fornecedor (IDs de registos da base de dados, nomes de servidores).</w:t>
       </w:r>
     </w:p>
     <w:p>
@@ -3767,7 +3767,7 @@
                 <w:color w:val="003399"/>
                 <w:sz w:val="16"/>
               </w:rPr>
-              <w:t>As entidades podem ser referenciadas e resolvidas</w:t>
+              <w:t>As entidades podem ser (des)referenciadas</w:t>
             </w:r>
           </w:p>
         </w:tc>
@@ -4206,7 +4206,7 @@
           <w:i w:val="0"/>
           <w:sz w:val="20"/>
         </w:rPr>
-        <w:t>Eventuais extensões aos modelos são fornecidas como perfis de aplicação ou adições devidamente documentadas sobre o modelo normalizado, nunca sob a forma de uma variante privativa modificada.</w:t>
+        <w:t>Eventuais extensões aos modelos são fornecidas como perfis de aplicação ou adições devidamente documentadas sobre o modelo normalizado, nunca sob a forma de um fork privado modificado.</w:t>
       </w:r>
     </w:p>
     <w:p>
@@ -4443,7 +4443,7 @@
                 <w:i w:val="0"/>
                 <w:sz w:val="18"/>
               </w:rPr>
-              <w:t>Documentação disponível apenas sob acordo de confidencialidade (NDA).</w:t>
+              <w:t>Documentação disponível apenas sob NDA.</w:t>
             </w:r>
           </w:p>
         </w:tc>
@@ -4969,7 +4969,7 @@
                 <w:i w:val="0"/>
                 <w:sz w:val="16"/>
               </w:rPr>
-              <w:t>A documentação técnica do formato de transporte de dados deveria apresentar detalhe suficiente para permitir o desenvolvimento de aplicações ou módulos de interpretação não proprietários capazes de reconstituir integralmente os dados armazenados no referido formato.</w:t>
+              <w:t>A documentação técnica do formato de transporte de dados deve ser suficiente para permitir a criação de uma aplicação ou interpretador não proprietário capaz de reconstruir todos os dados armazenados no referido formato.</w:t>
             </w:r>
           </w:p>
         </w:tc>
@@ -4985,7 +4985,7 @@
                 <w:color w:val="5A5A6E"/>
                 <w:sz w:val="16"/>
               </w:rPr>
-              <w:t>The documentation of the data transport format should be sufficient to allow the creation of non-proprietary application or interpretor that is able to reconstruct all the data stored in such a data format.</w:t>
+              <w:t>The documentation of the data transport format should be sufficient to allow the creation of non-proprietary application or interpretor [sic] that is able to reconstruct all the data stored in such a data format.</w:t>
             </w:r>
           </w:p>
         </w:tc>
@@ -5317,7 +5317,7 @@
           <w:i w:val="0"/>
           <w:sz w:val="20"/>
         </w:rPr>
-        <w:t>Nem todos os dados municipais podem ser disponibilizados publicamente: alguns contêm segredos comerciais, outros são legalmente reservados. O MIM3 define os termos para a partilha segura dos restantes dados: catálogos pesquisáveis, cláusulas e licenças baseadas em minutas-tipo em vez de textos jurídicos ad hoc, bem como regras claras de governação acessíveis a todos. A especificação formula a quase totalidade do MIM3 como uma recomendação técnica (ver pág. 3).</w:t>
+        <w:t>Nem todos os dados municipais podem ser simplesmente publicados: alguns contêm segredos comerciais, outros são sensíveis. O MIM3 define a forma de partilhar os restantes com segurança: um catálogo pesquisável, licenças baseadas em minutas-tipo em vez de textos jurídicos ad hoc, e regras de governação acessíveis a todos. A especificação redige a quase totalidade do MIM3 como uma recomendação (ver pág. 3).</w:t>
       </w:r>
     </w:p>
     <w:p>
@@ -5402,7 +5402,7 @@
           <w:i w:val="0"/>
           <w:sz w:val="20"/>
         </w:rPr>
-        <w:t>As licenças e as condições de utilização dos dados baseiam-se em minutas-tipo de referência (por exemplo, licenças abertas ou acordos-tipo de partilha de dados), excluindo termos jurídicos casuísticos por conjunto de dados.</w:t>
+        <w:t>Os termos e as licenças de utilização dos dados provêm de minutas-tipo de referência (por exemplo, licenças abertas, acordos-tipo de partilha de dados), excluindo textos jurídicos ad hoc por conjunto de dados.</w:t>
       </w:r>
     </w:p>
     <w:p>
@@ -5416,7 +5416,7 @@
           <w:color w:val="5A5A6E"/>
           <w:sz w:val="18"/>
         </w:rPr>
-        <w:t xml:space="preserve">Os acordos tornam-se escaláveis; os juristas deixam de ser um entrave.   </w:t>
+        <w:t xml:space="preserve">Os acordos tornam-se escaláveis sem análise jurídica caso a caso.   </w:t>
       </w:r>
       <w:r>
         <w:rPr>
@@ -5617,7 +5617,7 @@
                 <w:i w:val="0"/>
                 <w:sz w:val="18"/>
               </w:rPr>
-              <w:t>O fornecedor reivindica direitos sobre os dados da cidade (consulte a cláusula «Titularidade dos dados»).</w:t>
+              <w:t>O fornecedor reivindica direitos sobre os dados do município (consulte a cláusula «Direitos sobre os dados»).</w:t>
             </w:r>
           </w:p>
           <w:p>
@@ -6112,7 +6112,7 @@
                 <w:i w:val="0"/>
                 <w:sz w:val="16"/>
               </w:rPr>
-              <w:t>Os termos e condições de cedência deveriam observar as disposições globais do modelo de governação do ecossistema de dados, NÃO DEVENDO conter disposições que o contrariem. (Nota: Um fornecedor de dados pode optar por não participar no ecossistema de dados se o modelo de governação subjacente for excessivamente restritivo ou excessivamente permissivo.)</w:t>
+              <w:t>Os termos e condições de cedência deveriam observar as disposições globais do modelo de governação do ecossistema de dados, não devendo conter disposições que o contrariem. (Nota: Um fornecedor de dados pode optar por não participar no ecossistema de dados se o modelo de governação subjacente for excessivamente restritivo ou excessivamente permissivo.)</w:t>
             </w:r>
           </w:p>
         </w:tc>
@@ -6312,7 +6312,7 @@
                 <w:i w:val="0"/>
                 <w:sz w:val="16"/>
               </w:rPr>
-              <w:t>Os utilizadores de dados deveriam poder confirmar se a disponibilização efetuada pelo fornecedor de dados observa pontualmente os termos e condições acordados.</w:t>
+              <w:t>Os utilizadores de dados deveriam poder confirmar se a disponibilização efetuada pelo fornecedor de dados cumpre os termos e condições previamente acordados.</w:t>
             </w:r>
           </w:p>
         </w:tc>
@@ -6810,7 +6810,7 @@
                 <w:i w:val="0"/>
                 <w:sz w:val="16"/>
               </w:rPr>
-              <w:t>Os intervenientes no ecossistema podem igualmente salvaguardar o anonimato na sua participação caso as regras de governação do ecossistema de partilha de dados expressamente o admitam. Nessa eventualidade, as disposições constantes de RC5.1 a RC5.4 podem ser desconsideradas.</w:t>
+              <w:t>Os intervenientes no ecossistema podem igualmente salvaguardar o anonimato na sua participação caso as regras de governação do ecossistema de partilha de dados expressamente o admitam. Nessa eventualidade, as disposições constantes de RC5.1 a RC5.4 podem ser ignoradas.</w:t>
             </w:r>
           </w:p>
         </w:tc>
@@ -7161,7 +7161,7 @@
                 <w:i w:val="0"/>
                 <w:sz w:val="16"/>
               </w:rPr>
-              <w:t>Os fornecedores de dados devem poder obter os pedidos efetuados pelos utilizadores de dados para novos recursos de dados.</w:t>
+              <w:t>Os fornecedores de dados deveriam poder obter os pedidos efetuados pelos utilizadores de dados para novos recursos de dados.</w:t>
             </w:r>
           </w:p>
         </w:tc>
@@ -7223,7 +7223,7 @@
           <w:color w:val="003399"/>
           <w:sz w:val="36"/>
         </w:rPr>
-        <w:t>MIM6 · Os nossos dados estão seguros em trânsito e em repouso?</w:t>
+        <w:t>MIM6 · Os nossos dados estão seguros?</w:t>
       </w:r>
     </w:p>
     <w:p>
@@ -7291,7 +7291,7 @@
           <w:i w:val="0"/>
           <w:sz w:val="20"/>
         </w:rPr>
-        <w:t>Toda a comunicação de dados é cifrada (TLS 1.3 ou norma técnica equivalente em vigor).</w:t>
+        <w:t>Toda a comunicação de dados é cifrada (TLS 1.3 ou melhores práticas atuais).</w:t>
       </w:r>
     </w:p>
     <w:p>
@@ -7359,7 +7359,7 @@
           <w:color w:val="5A5A6E"/>
           <w:sz w:val="18"/>
         </w:rPr>
-        <w:t xml:space="preserve">Garante uma credencial única por colaborador e revoga automaticamente todos os acessos na cessação de funções.   </w:t>
+        <w:t xml:space="preserve">Uma conta por colaborador e não por produto de fornecedor; quem sai perde o acesso a tudo em simultâneo.   </w:t>
       </w:r>
       <w:r>
         <w:rPr>
@@ -7399,7 +7399,7 @@
           <w:i w:val="0"/>
           <w:sz w:val="20"/>
         </w:rPr>
-        <w:t>Os direitos de acesso são baseados em funções, revogáveis e auditáveis; os acessos e atos de administração são registados.</w:t>
+        <w:t>Os direitos de acesso são baseados em perfis, passíveis de revisão e revogáveis; os acessos e atos de administração são registados.</w:t>
       </w:r>
     </w:p>
     <w:p>
@@ -7467,7 +7467,7 @@
           <w:i w:val="0"/>
           <w:sz w:val="20"/>
         </w:rPr>
-        <w:t>O fornecedor deve demonstrar conformidade com a norma ISO/IEC 27001:2022 (ou equivalente) no âmbito do serviço prestado.</w:t>
+        <w:t>O concorrente demonstra conformidade com a norma ISO/IEC 27001:2022 (ou equivalente) no âmbito do serviço que opera.</w:t>
       </w:r>
     </w:p>
     <w:p>
@@ -7586,7 +7586,7 @@
                 <w:i w:val="0"/>
                 <w:sz w:val="18"/>
               </w:rPr>
-              <w:t>Quando algo corre mal, os registos indicam o quê e quem.</w:t>
+              <w:t>Após um incidente, os registos indicam o que aconteceu e quem interveio.</w:t>
             </w:r>
           </w:p>
         </w:tc>
@@ -7672,7 +7672,7 @@
                 <w:i w:val="0"/>
                 <w:sz w:val="18"/>
               </w:rPr>
-              <w:t>Contas de administração partilhadas.</w:t>
+              <w:t>Contas de administrador partilhadas.</w:t>
             </w:r>
           </w:p>
         </w:tc>
@@ -8818,7 +8818,7 @@
                 <w:i w:val="0"/>
                 <w:sz w:val="18"/>
               </w:rPr>
-              <w:t>Um único mapa municipal em vez de dez visualizadores de fornecedores.</w:t>
+              <w:t>Um mapa municipal em vez de dez visualizadores de fornecedores.</w:t>
             </w:r>
           </w:p>
           <w:p>
@@ -9658,7 +9658,7 @@
           <w:color w:val="5A5A6E"/>
           <w:sz w:val="18"/>
         </w:rPr>
-        <w:t xml:space="preserve">Um modelo preditivo de cheias financiado pelo município pode ser reutilizado por vários serviços — ou por outras autarquias.   </w:t>
+        <w:t xml:space="preserve">Um modelo de cheias adquirido uma só vez pode ser reutilizado por vários serviços — e por outros municípios.   </w:t>
       </w:r>
       <w:r>
         <w:rPr>
@@ -9698,7 +9698,7 @@
           <w:i w:val="0"/>
           <w:sz w:val="20"/>
         </w:rPr>
-        <w:t>Os resultados são gerados em formatos normalizados (GeoJSON, CityJSON, 3D Tiles, NetCDF, etc.), compatíveis com aplicações independentes do fornecedor.</w:t>
+        <w:t>Os resultados utilizam formatos normalizados (GeoJSON, CityJSON, 3D Tiles, NetCDF…) legíveis por ferramentas de terceiros.</w:t>
       </w:r>
     </w:p>
     <w:p>
@@ -9752,7 +9752,7 @@
           <w:i w:val="0"/>
           <w:sz w:val="20"/>
         </w:rPr>
-        <w:t>Os fluxos registam a proveniência: qual versão dos dados, qual modelo e quais parâmetros geraram o resultado.</w:t>
+        <w:t>Os fluxos registam a proveniência: que versão dos dados, que modelo e que parâmetros geraram o resultado.</w:t>
       </w:r>
     </w:p>
     <w:p>
@@ -10412,7 +10412,7 @@
                 <w:i w:val="0"/>
                 <w:sz w:val="16"/>
               </w:rPr>
-              <w:t>A utilização fiável, segura e ética de métodos inovadores (LLMs, IA baseada em agentes, etc.) deve ser salvaguardada. O enviesamento deve ser minimizado onde aplicável. Os métodos utilizados para garantir isto devem ser descritos.</w:t>
+              <w:t>A utilização fiável, segura e ética de métodos inovadores (LLMs, IA baseada em agentes, etc.) deveria ser salvaguardada. O enviesamento deveria ser minimizado onde aplicável. Os métodos utilizados para garantir isto deveriam ser descritos.</w:t>
             </w:r>
           </w:p>
         </w:tc>
@@ -10510,7 +10510,7 @@
                 <w:i w:val="0"/>
                 <w:sz w:val="16"/>
               </w:rPr>
-              <w:t>Para dados a utilizar em modelos de IA, a proveniência e a fiabilidade devem ser garantidas. Em alguns casos, tem de ser indicada uma fonte fidedigna, como uma entidade pública.</w:t>
+              <w:t>Para dados a utilizar em modelos de IA, a proveniência e a fiabilidade deveriam ser garantidas. Em alguns casos, tem de ser indicada uma fonte fidedigna, como uma entidade pública.</w:t>
             </w:r>
           </w:p>
         </w:tc>
@@ -11386,7 +11386,7 @@
           <w:color w:val="C2186F"/>
           <w:sz w:val="22"/>
         </w:rPr>
-        <w:t>Garantias contra a dependência do fornecedor</w:t>
+        <w:t>Garantias contra a dependência face a fornecedores</w:t>
       </w:r>
     </w:p>
     <w:p>
@@ -11458,7 +11458,7 @@
           <w:color w:val="003399"/>
           <w:sz w:val="21"/>
         </w:rPr>
-        <w:t>X.2  Titularidade dos dados</w:t>
+        <w:t>X.2  Direitos sobre os dados</w:t>
       </w:r>
     </w:p>
     <w:p>
@@ -11494,7 +11494,7 @@
           <w:color w:val="003399"/>
           <w:sz w:val="21"/>
         </w:rPr>
-        <w:t>X.3  Sem custos por utilizador ou por pedido de dados</w:t>
+        <w:t>X.3  Isenção de encargos para dados próprios</w:t>
       </w:r>
     </w:p>
     <w:p>
@@ -11507,7 +11507,7 @@
           <w:i w:val="0"/>
           <w:sz w:val="20"/>
         </w:rPr>
-        <w:t>Sem encargos pelo acesso da cidade aos seus próprios dados.</w:t>
+        <w:t>A entidade adjudicante não paga qualquer encargo pelo acesso aos seus próprios dados, nem por utilizador nem por pedido.</w:t>
       </w:r>
     </w:p>
     <w:p>
@@ -11543,7 +11543,7 @@
           <w:i w:val="0"/>
           <w:sz w:val="20"/>
         </w:rPr>
-        <w:t>O cocontratante garante a compatibilidade retroativa da API durante todo o período de vigência do contrato. Quaisquer alterações que descontinuem funcionalidades são comunicadas com uma antecedência mínima de 6 meses e disponibilizadas sob uma nova versão, permanecendo a versão anterior em pleno funcionamento até à data de transição acordada.</w:t>
+        <w:t>O cocontratante garante a compatibilidade retroativa da API durante todo o período de vigência do contrato. Quaisquer alterações que quebrem a compatibilidade retroativa são comunicadas com uma antecedência mínima de 6 meses e disponibilizadas sob uma nova versão, permanecendo a versão anterior em pleno funcionamento até à data de transição acordada.</w:t>
       </w:r>
     </w:p>
     <w:p>
@@ -11579,7 +11579,7 @@
           <w:i w:val="0"/>
           <w:sz w:val="20"/>
         </w:rPr>
-        <w:t>Os concorrentes devem comprovar a conformidade técnica dos sistemas na fase de avaliação das propostas, não sendo aceites meras declarações de honra. No caso das APIs, a demonstração exige a apresentação de documentação interativa acessível (por exemplo, OpenAPI) e a execução de um pedido em tempo real que devolva dados válidos. Cada item assinalado é objeto de nova validação na fase de receção da prestação.</w:t>
+        <w:t>Os concorrentes devem comprovar a conformidade técnica dos sistemas na fase de avaliação das propostas, não sendo aceites meras declarações de honra. No caso de uma API, a demonstração exige a publicação de documentação interativa (por exemplo, OpenAPI) e a execução de um pedido em tempo real que devolva dados válidos. Cada item assinalado é objeto de nova validação na fase de receção da prestação.</w:t>
       </w:r>
     </w:p>
     <w:p>
@@ -11615,7 +11615,7 @@
           <w:i w:val="0"/>
           <w:sz w:val="20"/>
         </w:rPr>
-        <w:t>O caderno de encargos identifica expressamente as normas abertas aplicáveis; quaisquer menções a compatibilidade técnica devem especificar a interface e a respetiva versão exata. Toda a remissão para uma norma ou especificação técnica admite a apresentação de solução técnica equivalente, incumbindo ao concorrente o ónus da prova dessa equivalência.</w:t>
+        <w:t>As peças do procedimento identificam normas específicas; as alegações de «compatibilidade com» devem indicar a interface e a versão exatas. Toda a remissão para uma norma ou especificação técnica admite solução equivalente; o concorrente demonstra a equivalência.</w:t>
       </w:r>
     </w:p>
     <w:p>
@@ -11683,7 +11683,7 @@
           <w:i w:val="0"/>
           <w:sz w:val="20"/>
         </w:rPr>
-        <w:t>Páginas assinaladas no caderno de encargos: MIM0, MIM1, MIM2, MIM6 e MIM7 (dados com expressão cartográfica). Do MIM3 aplica-se apenas o requisito 3.1 (os dados de qualidade do ar são públicos, pelo que devem ser catalogados); exclui-se o MIM8, por não se tratar de um gémeo digital.</w:t>
+        <w:t>Páginas assinaladas: MIM0, MIM1, MIM2, MIM6 e MIM7 (os dados são apresentados num mapa). Do MIM3 aplica-se apenas o requisito 3.1 (os dados de qualidade do ar são publicados como dados abertos, pelo que devem constar de um catálogo); o MIM8 não se aplica: o sistema não é um gémeo digital.</w:t>
       </w:r>
     </w:p>
     <w:p>
@@ -11955,7 +11955,7 @@
                 <w:i w:val="0"/>
                 <w:sz w:val="18"/>
               </w:rPr>
-              <w:t>Cláusula de reversão, Titularidade dos dados, Sem custos por utilizador ou por pedido de dados, Estabilidade e controlo de versões da API; a tabela de conformidade preenchida como anexo contratual</w:t>
+              <w:t>Cláusula de reversão, Direitos sobre os dados, Isenção de encargos para dados próprios, Estabilidade e controlo de versões da API; a tabela de conformidade preenchida como anexo</w:t>
             </w:r>
           </w:p>
         </w:tc>
@@ -12112,7 +12112,7 @@
           <w:i w:val="0"/>
           <w:sz w:val="19"/>
         </w:rPr>
-        <w:t>4.3.23 O concorrente deve preencher a tabela de conformidade (anexa às peças do procedimento) e identificar os meios de prova para cada um dos requisitos exigidos. O concorrente demonstra a conformidade dos pontos 4.3.1 a 4.3.21 mediante a execução em tempo real de pedidos à API durante a fase de avaliação das propostas; os mesmos são objeto de novo teste pela entidade adjudicante no momento da receção dos bens e serviços. A não conformidade dos mesmos constitui fundamento para a recusa de receção da prestação.</w:t>
+        <w:t>4.3.23 O concorrente preenche a tabela de conformidade (anexo às peças do procedimento) e apresenta os meios de prova para cada requisito exigido. Durante a fase de avaliação das propostas, o concorrente demonstra os pontos 4.3.1 a 4.3.21 (por exemplo, através de um pedido em tempo real à API); a proposta que não cumpra um ponto exigido não cumpre os requisitos do objeto do contrato. A entidade adjudicante testa novamente os pontos no momento da receção; o incumprimento nessa fase constitui fundamento para recusa da receção.</w:t>
       </w:r>
     </w:p>
     <w:p>
@@ -12486,7 +12486,7 @@
           <w:color w:val="5A5A6E"/>
           <w:sz w:val="18"/>
         </w:rPr>
-        <w:t>Uma promessa para o futuro é N: o júri verifica apenas o que o concorrente consegue demonstrar.</w:t>
+        <w:t>A promessa de uma funcionalidade futura é classificada como N: o júri verifica apenas o que o concorrente consegue demonstrar. Num item obrigatório, N significa que a proposta não cumpre os requisitos do objeto do contrato.</w:t>
       </w:r>
     </w:p>
     <w:p>
@@ -13103,7 +13103,7 @@
                 <w:i w:val="0"/>
                 <w:sz w:val="17"/>
               </w:rPr>
-              <w:t>Erros, caching e controlo de tráfego HTTP normalizados</w:t>
+              <w:t>Erros, cache e limites de pedidos HTTP normalizados</w:t>
             </w:r>
           </w:p>
         </w:tc>
@@ -14135,7 +14135,7 @@
                 <w:color w:val="FFFFFF"/>
                 <w:sz w:val="17"/>
               </w:rPr>
-              <w:t>MIM6 · Os nossos dados estão seguros em trânsito e em repouso?</w:t>
+              <w:t>MIM6 · Os nossos dados estão seguros?</w:t>
             </w:r>
           </w:p>
         </w:tc>
@@ -14249,7 +14249,7 @@
                 <w:i w:val="0"/>
                 <w:sz w:val="17"/>
               </w:rPr>
-              <w:t>Autenticação padrão (OAuth 2.0 / OIDC)</w:t>
+              <w:t>Autenticação normalizada (OAuth 2.0 / OIDC)</w:t>
             </w:r>
           </w:p>
         </w:tc>
@@ -15457,7 +15457,7 @@
                 <w:i w:val="0"/>
                 <w:sz w:val="17"/>
               </w:rPr>
-              <w:t>Estabilidade da API com pré-aviso de 6 meses para alterações</w:t>
+              <w:t>API estável: versões, pré-aviso de 6 meses para alterações incompatíveis</w:t>
             </w:r>
           </w:p>
         </w:tc>
@@ -15843,7 +15843,7 @@
           <w:i w:val="0"/>
           <w:sz w:val="20"/>
         </w:rPr>
-        <w:t>Regra técnica que qualquer pessoa pode consultar e aplicar sem custos nem pedidos de autorização.</w:t>
+        <w:t>Regra técnica que qualquer pessoa pode consultar e implementar a título gratuito e sem autorização especial.</w:t>
       </w:r>
     </w:p>
     <w:p>
@@ -15931,7 +15931,7 @@
           <w:i w:val="0"/>
           <w:sz w:val="20"/>
         </w:rPr>
-        <w:t>Quando abandonar um fornecedor custa tanto — em dados, formatos ou taxas — que se torna inviável.</w:t>
+        <w:t>Situação em que o custo dos dados, dos formatos ou das taxas torna uma mudança de fornecedor praticamente impossível.</w:t>
       </w:r>
     </w:p>
     <w:p>
@@ -16124,7 +16124,7 @@
           <w:color w:val="5A5A6E"/>
           <w:sz w:val="17"/>
         </w:rPr>
-        <w:t>v9.0.6 · 2026-09-18</w:t>
+        <w:t>v9.0.7 · 2026-09-19</w:t>
       </w:r>
     </w:p>
     <w:sectPr>
@@ -16152,7 +16152,7 @@
         <w:color w:val="5A5A6E"/>
         <w:sz w:val="16"/>
       </w:rPr>
-      <w:t xml:space="preserve">Lista de Verificação para a Contratação Pública com base nos Mecanismos Mínimos de Interoperabilidade (MIMs) · MIMs Plus 9.0 · v9.0.6 · 2026-09-18  ·  </w:t>
+      <w:t xml:space="preserve">Lista de Verificação para a Contratação Pública com base nos Mecanismos Mínimos de Interoperabilidade (MIMs) · MIMs Plus 9.0 · v9.0.7 · 2026-09-19  ·  </w:t>
     </w:r>
     <w:fldSimple w:instr="PAGE"/>
   </w:p>
